--- a/exercises/009 - Bài tập tổng hợp 17-14 - Các thì quá khứ và tương lai/Đề 3_1.docx
+++ b/exercises/009 - Bài tập tổng hợp 17-14 - Các thì quá khứ và tương lai/Đề 3_1.docx
@@ -581,7 +581,10 @@
         <w:t>While I __</w:t>
       </w:r>
       <w:r>
-        <w:t>was taking the</w:t>
+        <w:t>was taking</w:t>
+      </w:r>
+      <w:r>
+        <w:t xml:space="preserve"> </w:t>
       </w:r>
       <w:r>
         <w:t>________ (take) photos, my sister was buying souvenirs.</w:t>
@@ -618,6 +621,9 @@
         <w:t xml:space="preserve">is going to </w:t>
       </w:r>
       <w:r>
+        <w:t>leave</w:t>
+      </w:r>
+      <w:r>
         <w:t>_____ (leave).</w:t>
       </w:r>
     </w:p>
@@ -652,6 +658,9 @@
         <w:t>are going to</w:t>
       </w:r>
       <w:r>
+        <w:t xml:space="preserve"> travel</w:t>
+      </w:r>
+      <w:r>
         <w:t>______ (travel) to Nha Trang next month.</w:t>
       </w:r>
     </w:p>
@@ -717,10 +726,13 @@
         <w:t>She __</w:t>
       </w:r>
       <w:r>
-        <w:t xml:space="preserve">is going to </w:t>
-      </w:r>
-      <w:r>
-        <w:t>go</w:t>
+        <w:t>is going to</w:t>
+      </w:r>
+      <w:r>
+        <w:t xml:space="preserve"> camping</w:t>
+      </w:r>
+      <w:r>
+        <w:t xml:space="preserve"> </w:t>
       </w:r>
       <w:r>
         <w:t>________ (go) camping this weekend.</w:t>
@@ -1353,7 +1365,13 @@
         <w:t>→ _____</w:t>
       </w:r>
       <w:r>
-        <w:t>Were the children swimming in th pool.</w:t>
+        <w:t>Were the children swimming in th</w:t>
+      </w:r>
+      <w:r>
+        <w:t>e</w:t>
+      </w:r>
+      <w:r>
+        <w:t xml:space="preserve"> pool.</w:t>
       </w:r>
       <w:r>
         <w:t>__________________________________</w:t>
@@ -1442,7 +1460,16 @@
         <w:t>→ _</w:t>
       </w:r>
       <w:r>
-        <w:t>Were the tourists waiting fo the train.</w:t>
+        <w:t>Were the tourists waiting fo</w:t>
+      </w:r>
+      <w:r>
+        <w:t>r</w:t>
+      </w:r>
+      <w:r>
+        <w:t xml:space="preserve"> the train</w:t>
+      </w:r>
+      <w:r>
+        <w:t>?</w:t>
       </w:r>
       <w:r>
         <w:t>______________________________________</w:t>
@@ -1498,7 +1525,13 @@
     </w:p>
     <w:p>
       <w:r>
-        <w:t>→ _______________________________________</w:t>
+        <w:t>→ __</w:t>
+      </w:r>
+      <w:r>
+        <w:t>We didn’t go to Hue last summer.</w:t>
+      </w:r>
+      <w:r>
+        <w:t>_____________________________________</w:t>
       </w:r>
     </w:p>
     <w:p>
@@ -1514,7 +1547,13 @@
     </w:p>
     <w:p>
       <w:r>
-        <w:t>→ _______________________________________</w:t>
+        <w:t>→ _</w:t>
+      </w:r>
+      <w:r>
+        <w:t>They were taking photos on th beach.</w:t>
+      </w:r>
+      <w:r>
+        <w:t>______________________________________</w:t>
       </w:r>
     </w:p>
     <w:p>
@@ -1530,7 +1569,13 @@
     </w:p>
     <w:p>
       <w:r>
-        <w:t>→ _______________________________________</w:t>
+        <w:t>→ _</w:t>
+      </w:r>
+      <w:r>
+        <w:t>I will book the hotel tomorrow.</w:t>
+      </w:r>
+      <w:r>
+        <w:t>______________________________________</w:t>
       </w:r>
     </w:p>
     <w:p>
@@ -1546,7 +1591,13 @@
     </w:p>
     <w:p>
       <w:r>
-        <w:t>→ _______________________________________</w:t>
+        <w:t>→ _</w:t>
+      </w:r>
+      <w:r>
+        <w:t>She is going to travel to Ha Noi next week.</w:t>
+      </w:r>
+      <w:r>
+        <w:t>______________________________________</w:t>
       </w:r>
     </w:p>
     <w:p>
@@ -1562,7 +1613,13 @@
     </w:p>
     <w:p>
       <w:r>
-        <w:t>→ _______________________________________</w:t>
+        <w:t>→ __</w:t>
+      </w:r>
+      <w:r>
+        <w:t>The tourists were walking around the old town</w:t>
+      </w:r>
+      <w:r>
+        <w:t>_____________________________________</w:t>
       </w:r>
     </w:p>
     <w:p>
@@ -1578,7 +1635,13 @@
     </w:p>
     <w:p>
       <w:r>
-        <w:t>→ _______________________________________</w:t>
+        <w:t>→ _____</w:t>
+      </w:r>
+      <w:r>
+        <w:t>Tom didn’t see the waterfall.</w:t>
+      </w:r>
+      <w:r>
+        <w:t>__________________________________</w:t>
       </w:r>
     </w:p>
     <w:p>
@@ -1594,7 +1657,13 @@
     </w:p>
     <w:p>
       <w:r>
-        <w:t>→ _______________________________________</w:t>
+        <w:t>→ _____</w:t>
+      </w:r>
+      <w:r>
+        <w:t>We were having lunch when it started raining.</w:t>
+      </w:r>
+      <w:r>
+        <w:t>__________________________________</w:t>
       </w:r>
     </w:p>
     <w:p>
@@ -1610,7 +1679,13 @@
     </w:p>
     <w:p>
       <w:r>
-        <w:t>→ _______________________________________</w:t>
+        <w:t>→ ___</w:t>
+      </w:r>
+      <w:r>
+        <w:t>They are going to visit their grandparents</w:t>
+      </w:r>
+      <w:r>
+        <w:t>____________________________________</w:t>
       </w:r>
     </w:p>
     <w:p>
@@ -1626,7 +1701,13 @@
     </w:p>
     <w:p>
       <w:r>
-        <w:t>→ _______________________________________</w:t>
+        <w:t>→ __</w:t>
+      </w:r>
+      <w:r>
+        <w:t>I will travel with my family next month.</w:t>
+      </w:r>
+      <w:r>
+        <w:t>_____________________________________</w:t>
       </w:r>
     </w:p>
     <w:p>
@@ -1642,7 +1723,19 @@
     </w:p>
     <w:p>
       <w:r>
-        <w:t>→ _______________________________________</w:t>
+        <w:t>→ _</w:t>
+      </w:r>
+      <w:r>
+        <w:t xml:space="preserve">My parents were </w:t>
+      </w:r>
+      <w:r>
+        <w:t xml:space="preserve">driving </w:t>
+      </w:r>
+      <w:r>
+        <w:t>to the airport.</w:t>
+      </w:r>
+      <w:r>
+        <w:t>______________________________________</w:t>
       </w:r>
     </w:p>
     <w:p>
@@ -1686,7 +1779,13 @@
     </w:p>
     <w:p>
       <w:r>
-        <w:t>→ _______________________________________</w:t>
+        <w:t>→ _____</w:t>
+      </w:r>
+      <w:r>
+        <w:t xml:space="preserve"> </w:t>
+      </w:r>
+      <w:r>
+        <w:t>We went to Da Lat last summer</w:t>
       </w:r>
     </w:p>
     <w:p>
@@ -1702,7 +1801,16 @@
     </w:p>
     <w:p>
       <w:r>
-        <w:t>→ _______________________________________</w:t>
+        <w:t>→ _</w:t>
+      </w:r>
+      <w:r>
+        <w:t xml:space="preserve">While we </w:t>
+      </w:r>
+      <w:r>
+        <w:t>were visiting the market, It started to rain</w:t>
+      </w:r>
+      <w:r>
+        <w:t>______________________________________</w:t>
       </w:r>
     </w:p>
     <w:p>
@@ -1718,7 +1826,25 @@
     </w:p>
     <w:p>
       <w:r>
-        <w:t>→ _______________________________________</w:t>
+        <w:t>→ __</w:t>
+      </w:r>
+      <w:r>
+        <w:t>I think</w:t>
+      </w:r>
+      <w:r>
+        <w:t xml:space="preserve"> th</w:t>
+      </w:r>
+      <w:r>
+        <w:t>is</w:t>
+      </w:r>
+      <w:r>
+        <w:t xml:space="preserve"> trip </w:t>
+      </w:r>
+      <w:r>
+        <w:t>will be very interesting.</w:t>
+      </w:r>
+      <w:r>
+        <w:t>_____________________________________</w:t>
       </w:r>
     </w:p>
     <w:p>
@@ -1734,7 +1860,13 @@
     </w:p>
     <w:p>
       <w:r>
-        <w:t>→ _______________________________________</w:t>
+        <w:t>→ __</w:t>
+      </w:r>
+      <w:r>
+        <w:t>Look at those clouds! It’s going to rain.</w:t>
+      </w:r>
+      <w:r>
+        <w:t>_____________________________________</w:t>
       </w:r>
     </w:p>
     <w:p>
@@ -1750,7 +1882,19 @@
     </w:p>
     <w:p>
       <w:r>
-        <w:t>→ _______________________________________</w:t>
+        <w:t>→ __</w:t>
+      </w:r>
+      <w:r>
+        <w:t>We will stay at the hotel for three</w:t>
+      </w:r>
+      <w:r>
+        <w:t xml:space="preserve"> </w:t>
+      </w:r>
+      <w:r>
+        <w:t>nights.</w:t>
+      </w:r>
+      <w:r>
+        <w:t>_____________________________________</w:t>
       </w:r>
     </w:p>
     <w:p>
@@ -1766,7 +1910,13 @@
     </w:p>
     <w:p>
       <w:r>
-        <w:t>→ _______________________________________</w:t>
+        <w:t>→ _</w:t>
+      </w:r>
+      <w:r>
+        <w:t>My family is going to go to travel next month.</w:t>
+      </w:r>
+      <w:r>
+        <w:t>____________________________________</w:t>
       </w:r>
     </w:p>
     <w:p>
@@ -1782,7 +1932,13 @@
     </w:p>
     <w:p>
       <w:r>
-        <w:t>→ _______________________________________</w:t>
+        <w:t xml:space="preserve">→ </w:t>
+      </w:r>
+      <w:r>
+        <w:t>Yesterday at 7 p.m, we were having dinner at a restaurant</w:t>
+      </w:r>
+      <w:r>
+        <w:t>.</w:t>
       </w:r>
     </w:p>
     <w:p>
@@ -1797,8 +1953,20 @@
       </w:r>
     </w:p>
     <w:p>
-      <w:r>
-        <w:t>→ _______________________________________</w:t>
+      <w:pPr>
+        <w:numPr>
+          <w:ilvl w:val="0"/>
+          <w:numId w:val="81"/>
+        </w:numPr>
+      </w:pPr>
+      <w:r>
+        <w:t>→ _____</w:t>
+      </w:r>
+      <w:r>
+        <w:t xml:space="preserve"> </w:t>
+      </w:r>
+      <w:r>
+        <w:t>I will buy some souvenirs for you.</w:t>
       </w:r>
     </w:p>
     <w:p>
@@ -1814,7 +1982,13 @@
     </w:p>
     <w:p>
       <w:r>
-        <w:t>→ _______________________________________</w:t>
+        <w:t>→ __________</w:t>
+      </w:r>
+      <w:r>
+        <w:t>We are going to visit the museums tomorrow morning.</w:t>
+      </w:r>
+      <w:r>
+        <w:t>_____________________________</w:t>
       </w:r>
     </w:p>
     <w:p>
@@ -1830,7 +2004,25 @@
     </w:p>
     <w:p>
       <w:r>
-        <w:t>→ _______________________________________</w:t>
+        <w:t>→ _______</w:t>
+      </w:r>
+      <w:r>
+        <w:t>While my father was driving, I was tak</w:t>
+      </w:r>
+      <w:r>
+        <w:t xml:space="preserve">ing </w:t>
+      </w:r>
+      <w:r>
+        <w:t>p</w:t>
+      </w:r>
+      <w:r>
+        <w:t>hotos</w:t>
+      </w:r>
+      <w:r>
+        <w:t>.</w:t>
+      </w:r>
+      <w:r>
+        <w:t>________________________________</w:t>
       </w:r>
     </w:p>
     <w:p>
@@ -1867,12 +2059,12 @@
           <w:b/>
           <w:bCs/>
         </w:rPr>
+        <w:lastRenderedPageBreak/>
         <w:t>Đọc đoạn văn sau.</w:t>
       </w:r>
     </w:p>
     <w:p>
       <w:r>
-        <w:lastRenderedPageBreak/>
         <w:t>Last summer, my family went to Phu Quoc for a holiday. We stayed there for five days. On the second day, while we were swimming in the sea, it suddenly started to rain, so we went back to the hotel. The next day, we visited a famous market and bought many souvenirs. Before we came home, my father said that we would visit Phu Quoc again next year. We are also going to invite my grandparents to join us.</w:t>
       </w:r>
     </w:p>
@@ -1904,9 +2096,7 @@
     </w:p>
     <w:p>
       <w:r>
-        <w:pict w14:anchorId="28F8D6B1">
-          <v:rect id="_x0000_i1042" style="width:0;height:1.5pt" o:hralign="center" o:hrstd="t" o:hr="t" fillcolor="#a0a0a0" stroked="f"/>
-        </w:pict>
+        <w:t xml:space="preserve"> They went to Phu Quoc </w:t>
       </w:r>
     </w:p>
     <w:p>
@@ -1922,9 +2112,7 @@
     </w:p>
     <w:p>
       <w:r>
-        <w:pict w14:anchorId="6D511D2A">
-          <v:rect id="_x0000_i1043" style="width:0;height:1.5pt" o:hralign="center" o:hrstd="t" o:hr="t" fillcolor="#a0a0a0" stroked="f"/>
-        </w:pict>
+        <w:t>For five days.</w:t>
       </w:r>
     </w:p>
     <w:p>
@@ -1940,9 +2128,7 @@
     </w:p>
     <w:p>
       <w:r>
-        <w:pict w14:anchorId="5BD8BE6E">
-          <v:rect id="_x0000_i1044" style="width:0;height:1.5pt" o:hralign="center" o:hrstd="t" o:hr="t" fillcolor="#a0a0a0" stroked="f"/>
-        </w:pict>
+        <w:t>They were swimming in the sea.</w:t>
       </w:r>
     </w:p>
     <w:p>
@@ -1958,9 +2144,10 @@
     </w:p>
     <w:p>
       <w:r>
-        <w:pict w14:anchorId="250E6AA3">
-          <v:rect id="_x0000_i1045" style="width:0;height:1.5pt" o:hralign="center" o:hrstd="t" o:hr="t" fillcolor="#a0a0a0" stroked="f"/>
-        </w:pict>
+        <w:t xml:space="preserve"> Beacause </w:t>
+      </w:r>
+      <w:r>
+        <w:t>It suddenly started to rain.</w:t>
       </w:r>
     </w:p>
     <w:p>
@@ -1976,9 +2163,10 @@
     </w:p>
     <w:p>
       <w:r>
-        <w:pict w14:anchorId="351DBF8A">
-          <v:rect id="_x0000_i1046" style="width:0;height:1.5pt" o:hralign="center" o:hrstd="t" o:hr="t" fillcolor="#a0a0a0" stroked="f"/>
-        </w:pict>
+        <w:t>They visited a famous market</w:t>
+      </w:r>
+      <w:r>
+        <w:t>.</w:t>
       </w:r>
     </w:p>
     <w:p>
@@ -1994,9 +2182,10 @@
     </w:p>
     <w:p>
       <w:r>
-        <w:pict w14:anchorId="5149E02E">
-          <v:rect id="_x0000_i1047" style="width:0;height:1.5pt" o:hralign="center" o:hrstd="t" o:hr="t" fillcolor="#a0a0a0" stroked="f"/>
-        </w:pict>
+        <w:t>They bought many souvenirs</w:t>
+      </w:r>
+      <w:r>
+        <w:t>.</w:t>
       </w:r>
     </w:p>
     <w:p>
@@ -2012,9 +2201,7 @@
     </w:p>
     <w:p>
       <w:r>
-        <w:pict w14:anchorId="1A2A36C1">
-          <v:rect id="_x0000_i1048" style="width:0;height:1.5pt" o:hralign="center" o:hrstd="t" o:hr="t" fillcolor="#a0a0a0" stroked="f"/>
-        </w:pict>
+        <w:t>The father said that we would visit Phu Quoc again next year.</w:t>
       </w:r>
     </w:p>
     <w:p>
@@ -2040,9 +2227,7 @@
     </w:p>
     <w:p>
       <w:r>
-        <w:pict w14:anchorId="60834F1F">
-          <v:rect id="_x0000_i1049" style="width:0;height:1.5pt" o:hralign="center" o:hrstd="t" o:hr="t" fillcolor="#a0a0a0" stroked="f"/>
-        </w:pict>
+        <w:t>They went to Phu Quoc for a holiday.</w:t>
       </w:r>
     </w:p>
     <w:p>
@@ -2068,9 +2253,7 @@
     </w:p>
     <w:p>
       <w:r>
-        <w:pict w14:anchorId="287F3D44">
-          <v:rect id="_x0000_i1050" style="width:0;height:1.5pt" o:hralign="center" o:hrstd="t" o:hr="t" fillcolor="#a0a0a0" stroked="f"/>
-        </w:pict>
+        <w:t>They were swimming in the sea.</w:t>
       </w:r>
     </w:p>
     <w:p>
@@ -2096,16 +2279,232 @@
     </w:p>
     <w:p>
       <w:r>
-        <w:pict w14:anchorId="345E2DD9">
-          <v:rect id="_x0000_i1051" style="width:0;height:1.5pt" o:hralign="center" o:hrstd="t" o:hr="t" fillcolor="#a0a0a0" stroked="f"/>
-        </w:pict>
-      </w:r>
-    </w:p>
-    <w:p>
-      <w:r>
+        <w:t>We are also going to invite my grandparents to join us.</w:t>
+      </w:r>
+    </w:p>
+    <w:p>
+      <w:r>
+        <w:lastRenderedPageBreak/>
         <w:pict w14:anchorId="1C11B700">
           <v:rect id="_x0000_i1052" style="width:0;height:1.5pt" o:hralign="center" o:hrstd="t" o:hr="t" fillcolor="#a0a0a0" stroked="f"/>
         </w:pict>
+      </w:r>
+    </w:p>
+    <w:p>
+      <w:pPr>
+        <w:rPr>
+          <w:b/>
+          <w:bCs/>
+        </w:rPr>
+      </w:pPr>
+      <w:r>
+        <w:rPr>
+          <w:b/>
+          <w:bCs/>
+        </w:rPr>
+        <w:t>PHẦN 9. VIẾT CÂU (10 điểm)</w:t>
+      </w:r>
+    </w:p>
+    <w:p>
+      <w:r>
+        <w:t>Viết thành câu hoàn chỉnh từ các từ gợi ý.</w:t>
+      </w:r>
+    </w:p>
+    <w:p>
+      <w:pPr>
+        <w:numPr>
+          <w:ilvl w:val="0"/>
+          <w:numId w:val="70"/>
+        </w:numPr>
+      </w:pPr>
+      <w:r>
+        <w:t>we / visit / Da Lat / last summer</w:t>
+      </w:r>
+    </w:p>
+    <w:p>
+      <w:r>
+        <w:t>We visited Da Lat last summer.</w:t>
+      </w:r>
+    </w:p>
+    <w:p>
+      <w:pPr>
+        <w:numPr>
+          <w:ilvl w:val="0"/>
+          <w:numId w:val="71"/>
+        </w:numPr>
+      </w:pPr>
+      <w:r>
+        <w:t>my father / drive / when / it / start / rain</w:t>
+      </w:r>
+    </w:p>
+    <w:p>
+      <w:r>
+        <w:t>My father was driving when it start to rain.</w:t>
+      </w:r>
+    </w:p>
+    <w:p>
+      <w:pPr>
+        <w:numPr>
+          <w:ilvl w:val="0"/>
+          <w:numId w:val="72"/>
+        </w:numPr>
+      </w:pPr>
+      <w:r>
+        <w:t>I / think / weather / be / nice / tomorrow</w:t>
+      </w:r>
+    </w:p>
+    <w:p>
+      <w:r>
+        <w:t>I think the weather will be nice tomorrow.</w:t>
+      </w:r>
+    </w:p>
+    <w:p>
+      <w:pPr>
+        <w:numPr>
+          <w:ilvl w:val="0"/>
+          <w:numId w:val="73"/>
+        </w:numPr>
+      </w:pPr>
+      <w:r>
+        <w:t>look / sky / it / rain</w:t>
+      </w:r>
+    </w:p>
+    <w:p>
+      <w:r>
+        <w:t>look at the sky! It is going to rain.</w:t>
+      </w:r>
+    </w:p>
+    <w:p>
+      <w:pPr>
+        <w:numPr>
+          <w:ilvl w:val="0"/>
+          <w:numId w:val="74"/>
+        </w:numPr>
+      </w:pPr>
+      <w:r>
+        <w:t>they / stay / hotel / three days</w:t>
+      </w:r>
+    </w:p>
+    <w:p>
+      <w:r>
+        <w:t>They stayed at the hotel for three days.</w:t>
+      </w:r>
+    </w:p>
+    <w:p>
+      <w:pPr>
+        <w:numPr>
+          <w:ilvl w:val="0"/>
+          <w:numId w:val="75"/>
+        </w:numPr>
+      </w:pPr>
+      <w:r>
+        <w:t>we / travel / Nha Trang / next month</w:t>
+      </w:r>
+    </w:p>
+    <w:p>
+      <w:r>
+        <w:t>We are going to travel in Nha Trang next month.</w:t>
+      </w:r>
+    </w:p>
+    <w:p>
+      <w:pPr>
+        <w:numPr>
+          <w:ilvl w:val="0"/>
+          <w:numId w:val="76"/>
+        </w:numPr>
+      </w:pPr>
+      <w:r>
+        <w:t>Tom / buy / souvenirs / yesterday</w:t>
+      </w:r>
+    </w:p>
+    <w:p>
+      <w:r>
+        <w:t>Tom bought a souvenirs yesterday.</w:t>
+      </w:r>
+    </w:p>
+    <w:p>
+      <w:pPr>
+        <w:numPr>
+          <w:ilvl w:val="0"/>
+          <w:numId w:val="77"/>
+        </w:numPr>
+      </w:pPr>
+      <w:r>
+        <w:t>she / swim / sea / when / I / see / her</w:t>
+      </w:r>
+    </w:p>
+    <w:p>
+      <w:r>
+        <w:t>She was swimming in the sea when I saw her.</w:t>
+      </w:r>
+    </w:p>
+    <w:p>
+      <w:pPr>
+        <w:numPr>
+          <w:ilvl w:val="0"/>
+          <w:numId w:val="78"/>
+        </w:numPr>
+      </w:pPr>
+      <w:r>
+        <w:t>we / visit / museum / tomorrow morning</w:t>
+      </w:r>
+    </w:p>
+    <w:p>
+      <w:r>
+        <w:t>We are going to visit the museum tomorrow morning.</w:t>
+      </w:r>
+    </w:p>
+    <w:p>
+      <w:pPr>
+        <w:numPr>
+          <w:ilvl w:val="0"/>
+          <w:numId w:val="79"/>
+        </w:numPr>
+      </w:pPr>
+      <w:r>
+        <w:t>my family / have / wonderful holiday / last year</w:t>
+      </w:r>
+    </w:p>
+    <w:p>
+      <w:r>
+        <w:t>My family has wonderful holiday last year.</w:t>
+      </w:r>
+    </w:p>
+    <w:p>
+      <w:r>
+        <w:pict w14:anchorId="080EF448">
+          <v:rect id="_x0000_i1063" style="width:0;height:1.5pt" o:hralign="center" o:hrstd="t" o:hr="t" fillcolor="#a0a0a0" stroked="f"/>
+        </w:pict>
+      </w:r>
+    </w:p>
+    <w:p>
+      <w:pPr>
+        <w:rPr>
+          <w:b/>
+          <w:bCs/>
+        </w:rPr>
+      </w:pPr>
+      <w:r>
+        <w:rPr>
+          <w:b/>
+          <w:bCs/>
+        </w:rPr>
+        <w:t>PHẦN 10. VIẾT ĐOẠN VĂN (10 điểm)</w:t>
+      </w:r>
+    </w:p>
+    <w:p>
+      <w:pPr>
+        <w:rPr>
+          <w:b/>
+          <w:bCs/>
+        </w:rPr>
+      </w:pPr>
+      <w:r>
+        <w:rPr>
+          <w:b/>
+          <w:bCs/>
+        </w:rPr>
+        <w:t>Chủ đề:</w:t>
       </w:r>
     </w:p>
     <w:p>
@@ -2121,249 +2520,11 @@
           <w:bCs/>
         </w:rPr>
         <w:lastRenderedPageBreak/>
-        <w:t>PHẦN 9. VIẾT CÂU (10 điểm)</w:t>
-      </w:r>
-    </w:p>
-    <w:p>
-      <w:r>
-        <w:t>Viết thành câu hoàn chỉnh từ các từ gợi ý.</w:t>
-      </w:r>
-    </w:p>
-    <w:p>
-      <w:pPr>
-        <w:numPr>
-          <w:ilvl w:val="0"/>
-          <w:numId w:val="70"/>
-        </w:numPr>
-      </w:pPr>
-      <w:r>
-        <w:t>we / visit / Da Lat / last summer</w:t>
-      </w:r>
-    </w:p>
-    <w:p>
-      <w:r>
-        <w:pict w14:anchorId="6EA63451">
-          <v:rect id="_x0000_i1053" style="width:0;height:1.5pt" o:hralign="center" o:hrstd="t" o:hr="t" fillcolor="#a0a0a0" stroked="f"/>
-        </w:pict>
-      </w:r>
-    </w:p>
-    <w:p>
-      <w:pPr>
-        <w:numPr>
-          <w:ilvl w:val="0"/>
-          <w:numId w:val="71"/>
-        </w:numPr>
-      </w:pPr>
-      <w:r>
-        <w:t>my father / drive / when / it / start / rain</w:t>
-      </w:r>
-    </w:p>
-    <w:p>
-      <w:r>
-        <w:pict w14:anchorId="793205E7">
-          <v:rect id="_x0000_i1054" style="width:0;height:1.5pt" o:hralign="center" o:hrstd="t" o:hr="t" fillcolor="#a0a0a0" stroked="f"/>
-        </w:pict>
-      </w:r>
-    </w:p>
-    <w:p>
-      <w:pPr>
-        <w:numPr>
-          <w:ilvl w:val="0"/>
-          <w:numId w:val="72"/>
-        </w:numPr>
-      </w:pPr>
-      <w:r>
-        <w:t>I / think / weather / be / nice / tomorrow</w:t>
-      </w:r>
-    </w:p>
-    <w:p>
-      <w:r>
-        <w:pict w14:anchorId="0F196023">
-          <v:rect id="_x0000_i1055" style="width:0;height:1.5pt" o:hralign="center" o:hrstd="t" o:hr="t" fillcolor="#a0a0a0" stroked="f"/>
-        </w:pict>
-      </w:r>
-    </w:p>
-    <w:p>
-      <w:pPr>
-        <w:numPr>
-          <w:ilvl w:val="0"/>
-          <w:numId w:val="73"/>
-        </w:numPr>
-      </w:pPr>
-      <w:r>
-        <w:t>look / sky / it / rain</w:t>
-      </w:r>
-    </w:p>
-    <w:p>
-      <w:r>
-        <w:pict w14:anchorId="5B89E3DF">
-          <v:rect id="_x0000_i1056" style="width:0;height:1.5pt" o:hralign="center" o:hrstd="t" o:hr="t" fillcolor="#a0a0a0" stroked="f"/>
-        </w:pict>
-      </w:r>
-    </w:p>
-    <w:p>
-      <w:pPr>
-        <w:numPr>
-          <w:ilvl w:val="0"/>
-          <w:numId w:val="74"/>
-        </w:numPr>
-      </w:pPr>
-      <w:r>
-        <w:t>they / stay / hotel / three days</w:t>
-      </w:r>
-    </w:p>
-    <w:p>
-      <w:r>
-        <w:pict w14:anchorId="53F7D4F3">
-          <v:rect id="_x0000_i1057" style="width:0;height:1.5pt" o:hralign="center" o:hrstd="t" o:hr="t" fillcolor="#a0a0a0" stroked="f"/>
-        </w:pict>
-      </w:r>
-    </w:p>
-    <w:p>
-      <w:pPr>
-        <w:numPr>
-          <w:ilvl w:val="0"/>
-          <w:numId w:val="75"/>
-        </w:numPr>
-      </w:pPr>
-      <w:r>
-        <w:t>we / travel / Nha Trang / next month</w:t>
-      </w:r>
-    </w:p>
-    <w:p>
-      <w:r>
-        <w:pict w14:anchorId="65B1608A">
-          <v:rect id="_x0000_i1058" style="width:0;height:1.5pt" o:hralign="center" o:hrstd="t" o:hr="t" fillcolor="#a0a0a0" stroked="f"/>
-        </w:pict>
-      </w:r>
-    </w:p>
-    <w:p>
-      <w:pPr>
-        <w:numPr>
-          <w:ilvl w:val="0"/>
-          <w:numId w:val="76"/>
-        </w:numPr>
-      </w:pPr>
-      <w:r>
-        <w:t>Tom / buy / souvenirs / yesterday</w:t>
-      </w:r>
-    </w:p>
-    <w:p>
-      <w:r>
-        <w:pict w14:anchorId="60D18E69">
-          <v:rect id="_x0000_i1059" style="width:0;height:1.5pt" o:hralign="center" o:hrstd="t" o:hr="t" fillcolor="#a0a0a0" stroked="f"/>
-        </w:pict>
-      </w:r>
-    </w:p>
-    <w:p>
-      <w:pPr>
-        <w:numPr>
-          <w:ilvl w:val="0"/>
-          <w:numId w:val="77"/>
-        </w:numPr>
-      </w:pPr>
-      <w:r>
-        <w:t>she / swim / sea / when / I / see / her</w:t>
-      </w:r>
-    </w:p>
-    <w:p>
-      <w:r>
-        <w:pict w14:anchorId="62512AC8">
-          <v:rect id="_x0000_i1060" style="width:0;height:1.5pt" o:hralign="center" o:hrstd="t" o:hr="t" fillcolor="#a0a0a0" stroked="f"/>
-        </w:pict>
-      </w:r>
-    </w:p>
-    <w:p>
-      <w:pPr>
-        <w:numPr>
-          <w:ilvl w:val="0"/>
-          <w:numId w:val="78"/>
-        </w:numPr>
-      </w:pPr>
-      <w:r>
-        <w:t>we / visit / museum / tomorrow morning</w:t>
-      </w:r>
-    </w:p>
-    <w:p>
-      <w:r>
-        <w:pict w14:anchorId="5EE33649">
-          <v:rect id="_x0000_i1061" style="width:0;height:1.5pt" o:hralign="center" o:hrstd="t" o:hr="t" fillcolor="#a0a0a0" stroked="f"/>
-        </w:pict>
-      </w:r>
-    </w:p>
-    <w:p>
-      <w:pPr>
-        <w:numPr>
-          <w:ilvl w:val="0"/>
-          <w:numId w:val="79"/>
-        </w:numPr>
-      </w:pPr>
-      <w:r>
-        <w:t>my family / have / wonderful holiday / last year</w:t>
-      </w:r>
-    </w:p>
-    <w:p>
-      <w:r>
-        <w:pict w14:anchorId="4DA6837B">
-          <v:rect id="_x0000_i1062" style="width:0;height:1.5pt" o:hralign="center" o:hrstd="t" o:hr="t" fillcolor="#a0a0a0" stroked="f"/>
-        </w:pict>
-      </w:r>
-    </w:p>
-    <w:p>
-      <w:r>
-        <w:pict w14:anchorId="080EF448">
-          <v:rect id="_x0000_i1063" style="width:0;height:1.5pt" o:hralign="center" o:hrstd="t" o:hr="t" fillcolor="#a0a0a0" stroked="f"/>
-        </w:pict>
-      </w:r>
-    </w:p>
-    <w:p>
-      <w:pPr>
-        <w:rPr>
-          <w:b/>
-          <w:bCs/>
-        </w:rPr>
-      </w:pPr>
-      <w:r>
-        <w:rPr>
-          <w:b/>
-          <w:bCs/>
-        </w:rPr>
-        <w:t>PHẦN 10. VIẾT ĐOẠN VĂN (10 điểm)</w:t>
-      </w:r>
-    </w:p>
-    <w:p>
-      <w:pPr>
-        <w:rPr>
-          <w:b/>
-          <w:bCs/>
-        </w:rPr>
-      </w:pPr>
-      <w:r>
-        <w:rPr>
-          <w:b/>
-          <w:bCs/>
-        </w:rPr>
-        <w:t>Chủ đề:</w:t>
-      </w:r>
-    </w:p>
-    <w:p>
-      <w:pPr>
-        <w:rPr>
-          <w:b/>
-          <w:bCs/>
-        </w:rPr>
-      </w:pPr>
-      <w:r>
-        <w:rPr>
-          <w:b/>
-          <w:bCs/>
-        </w:rPr>
         <w:t>My Favorite Holiday</w:t>
       </w:r>
     </w:p>
     <w:p>
       <w:r>
-        <w:lastRenderedPageBreak/>
         <w:t xml:space="preserve">Viết một đoạn văn khoảng </w:t>
       </w:r>
       <w:r>
@@ -2468,12 +2629,108 @@
     </w:p>
     <w:p>
       <w:r>
-        <w:pict w14:anchorId="40BE2587">
-          <v:rect id="_x0000_i1064" style="width:0;height:1.5pt" o:hralign="center" o:hrstd="t" o:hr="t" fillcolor="#a0a0a0" stroked="f"/>
-        </w:pict>
-      </w:r>
-    </w:p>
-    <w:p/>
+        <w:t>Kỳ nghỉ em yêu thích nhất là kỳ nghỉ hè năm ngoái. Em đã về quê thăm ông bà cùng gia đình. Em đã chơi với các anh chị họ và giúp ông bà chăm sóc vườn cây. Một buổi sáng, khi em đang câu cá bên ao, mẹ gọi em về ăn sáng. Buổi tối, cả nhà cùng nhau kể chuyện và cười rất vui. Năm nay, em sẽ có một kỳ nghỉ thật vui. Em dự định sẽ đi biển cùng gia đình và xây lâu đài cát trên bãi biển.</w:t>
+      </w:r>
+    </w:p>
+    <w:p>
+      <w:r>
+        <w:t xml:space="preserve">My favorite vacation was last summer. I went back to my hometown to visit my grandparents with my family. I played with my cousins and </w:t>
+      </w:r>
+      <w:r>
+        <w:rPr>
+          <w:b/>
+          <w:bCs/>
+        </w:rPr>
+        <w:t>help</w:t>
+      </w:r>
+      <w:r>
+        <w:rPr>
+          <w:b/>
+          <w:bCs/>
+        </w:rPr>
+        <w:t>ed</w:t>
+      </w:r>
+      <w:r>
+        <w:t xml:space="preserve"> </w:t>
+      </w:r>
+      <w:r>
+        <w:t xml:space="preserve">my grandparents take care of the garden. In the morning, while I </w:t>
+      </w:r>
+      <w:r>
+        <w:rPr>
+          <w:b/>
+          <w:bCs/>
+        </w:rPr>
+        <w:t>w</w:t>
+      </w:r>
+      <w:r>
+        <w:rPr>
+          <w:b/>
+          <w:bCs/>
+        </w:rPr>
+        <w:t>as</w:t>
+      </w:r>
+      <w:r>
+        <w:t xml:space="preserve"> fishing</w:t>
+      </w:r>
+      <w:r>
+        <w:t>, my mom call</w:t>
+      </w:r>
+      <w:r>
+        <w:t>ed</w:t>
+      </w:r>
+      <w:r>
+        <w:t xml:space="preserve"> me for breakfast. In the evening, the whole family </w:t>
+      </w:r>
+      <w:r>
+        <w:rPr>
+          <w:b/>
+          <w:bCs/>
+        </w:rPr>
+        <w:t>t</w:t>
+      </w:r>
+      <w:r>
+        <w:rPr>
+          <w:b/>
+          <w:bCs/>
+        </w:rPr>
+        <w:t>old</w:t>
+      </w:r>
+      <w:r>
+        <w:t xml:space="preserve"> stories together and </w:t>
+      </w:r>
+      <w:r>
+        <w:rPr>
+          <w:b/>
+          <w:bCs/>
+        </w:rPr>
+        <w:t>laughed</w:t>
+      </w:r>
+      <w:r>
+        <w:t xml:space="preserve"> </w:t>
+      </w:r>
+      <w:r>
+        <w:t xml:space="preserve">very happily. This year I </w:t>
+      </w:r>
+      <w:r>
+        <w:t xml:space="preserve">will </w:t>
+      </w:r>
+      <w:r>
+        <w:t>have a happy holiday</w:t>
+      </w:r>
+      <w:r>
+        <w:t xml:space="preserve">. I am going to go to the beach with my family and build a sandcastle </w:t>
+      </w:r>
+      <w:r>
+        <w:t>o</w:t>
+      </w:r>
+      <w:r>
+        <w:t>n the beach</w:t>
+      </w:r>
+      <w:r>
+        <w:t xml:space="preserve"> </w:t>
+      </w:r>
+    </w:p>
     <w:p/>
     <w:p>
       <w:pPr>
@@ -2601,6 +2858,7 @@
         </w:numPr>
       </w:pPr>
       <w:r>
+        <w:lastRenderedPageBreak/>
         <w:t>A</w:t>
       </w:r>
     </w:p>
@@ -2678,7 +2936,6 @@
         </w:numPr>
       </w:pPr>
       <w:r>
-        <w:lastRenderedPageBreak/>
         <w:t>is going to leave</w:t>
       </w:r>
     </w:p>
@@ -2909,6 +3166,7 @@
     </w:p>
     <w:p>
       <w:r>
+        <w:lastRenderedPageBreak/>
         <w:pict w14:anchorId="6B21DB56">
           <v:rect id="_x0000_i1067" style="width:0;height:1.5pt" o:hralign="center" o:hrstd="t" o:hr="t" fillcolor="#a0a0a0" stroked="f"/>
         </w:pict>
@@ -3042,7 +3300,6 @@
         </w:numPr>
       </w:pPr>
       <w:r>
-        <w:lastRenderedPageBreak/>
         <w:t xml:space="preserve">She </w:t>
       </w:r>
       <w:r>
@@ -3342,6 +3599,7 @@
         </w:numPr>
       </w:pPr>
       <w:r>
+        <w:lastRenderedPageBreak/>
         <w:t xml:space="preserve">We didn't </w:t>
       </w:r>
       <w:r>
@@ -3489,7 +3747,6 @@
         </w:numPr>
       </w:pPr>
       <w:r>
-        <w:lastRenderedPageBreak/>
         <w:t xml:space="preserve">They are going to </w:t>
       </w:r>
       <w:r>
@@ -3729,6 +3986,7 @@
         </w:numPr>
       </w:pPr>
       <w:r>
+        <w:lastRenderedPageBreak/>
         <w:t>They were swimming in the sea.</w:t>
       </w:r>
     </w:p>
@@ -3818,7 +4076,6 @@
           <w:b/>
           <w:bCs/>
         </w:rPr>
-        <w:lastRenderedPageBreak/>
         <w:t>We are also going to invite my grandparents to join us.</w:t>
       </w:r>
     </w:p>
@@ -14306,7 +14563,6 @@
   <w:style w:type="character" w:default="1" w:styleId="DefaultParagraphFont">
     <w:name w:val="Default Paragraph Font"/>
     <w:uiPriority w:val="1"/>
-    <w:semiHidden/>
     <w:unhideWhenUsed/>
   </w:style>
   <w:style w:type="table" w:default="1" w:styleId="TableNormal">
@@ -14936,4 +15192,16 @@
     </a:ext>
   </a:extLst>
 </a:theme>
+</file>
+
+<file path=customXml/item1.xml><?xml version="1.0" encoding="utf-8"?>
+<b:Sources xmlns:b="http://schemas.openxmlformats.org/officeDocument/2006/bibliography" xmlns="http://schemas.openxmlformats.org/officeDocument/2006/bibliography" SelectedStyle="\APASixthEditionOfficeOnline.xsl" StyleName="APA" Version="6"/>
+</file>
+
+<file path=customXml/itemProps1.xml><?xml version="1.0" encoding="utf-8"?>
+<ds:datastoreItem xmlns:ds="http://schemas.openxmlformats.org/officeDocument/2006/customXml" ds:itemID="{66DE973D-43D1-4508-B60E-9D75283AD317}">
+  <ds:schemaRefs>
+    <ds:schemaRef ds:uri="http://schemas.openxmlformats.org/officeDocument/2006/bibliography"/>
+  </ds:schemaRefs>
+</ds:datastoreItem>
 </file>
--- a/exercises/009 - Bài tập tổng hợp 17-14 - Các thì quá khứ và tương lai/Đề 3_1.docx
+++ b/exercises/009 - Bài tập tổng hợp 17-14 - Các thì quá khứ và tương lai/Đề 3_1.docx
@@ -729,9 +729,6 @@
         <w:t>is going to</w:t>
       </w:r>
       <w:r>
-        <w:t xml:space="preserve"> camping</w:t>
-      </w:r>
-      <w:r>
         <w:t xml:space="preserve"> </w:t>
       </w:r>
       <w:r>
@@ -1184,7 +1181,13 @@
         <w:t>→ _</w:t>
       </w:r>
       <w:r>
-        <w:t>My parents didn’t drove to Sa Pa yesterday.</w:t>
+        <w:t>My parents didn’t</w:t>
+      </w:r>
+      <w:r>
+        <w:t xml:space="preserve"> drive</w:t>
+      </w:r>
+      <w:r>
+        <w:t xml:space="preserve"> to Sa Pa yesterday.</w:t>
       </w:r>
       <w:r>
         <w:t>______________________________________</w:t>
@@ -1206,7 +1209,13 @@
         <w:t>→ __</w:t>
       </w:r>
       <w:r>
-        <w:t>The touriste weren’t waiting for the bus.</w:t>
+        <w:t>The</w:t>
+      </w:r>
+      <w:r>
+        <w:t xml:space="preserve"> tourists</w:t>
+      </w:r>
+      <w:r>
+        <w:t xml:space="preserve"> weren’t waiting for the bus.</w:t>
       </w:r>
       <w:r>
         <w:t>_____________________________________</w:t>
@@ -1255,7 +1264,10 @@
         <w:t>→ ____</w:t>
       </w:r>
       <w:r>
-        <w:t>Did your family visit Nha Trang last year.</w:t>
+        <w:t>Did your family visit Nha Trang last year</w:t>
+      </w:r>
+      <w:r>
+        <w:t>?</w:t>
       </w:r>
       <w:r>
         <w:t>___________________________________</w:t>
@@ -1280,6 +1292,9 @@
         <w:t>Were they climbing the mountain</w:t>
       </w:r>
       <w:r>
+        <w:t>?</w:t>
+      </w:r>
+      <w:r>
         <w:t>___________________________________</w:t>
       </w:r>
     </w:p>
@@ -1299,7 +1314,10 @@
         <w:t>→ ____</w:t>
       </w:r>
       <w:r>
-        <w:t>Will Tom book the hotel.</w:t>
+        <w:t>Will Tom book the hotel</w:t>
+      </w:r>
+      <w:r>
+        <w:t>?</w:t>
       </w:r>
       <w:r>
         <w:t>___________________________________</w:t>
@@ -1321,7 +1339,10 @@
         <w:t>→ _</w:t>
       </w:r>
       <w:r>
-        <w:t>Is Linda going to travel to Phu Quoc.</w:t>
+        <w:t>Is Linda going to travel to Phu Quoc</w:t>
+      </w:r>
+      <w:r>
+        <w:t>?</w:t>
       </w:r>
       <w:r>
         <w:t>______________________________________</w:t>
@@ -1343,7 +1364,10 @@
         <w:t>→ _____</w:t>
       </w:r>
       <w:r>
-        <w:t>Did you buy some postcards.</w:t>
+        <w:t>Did you buy some postcards</w:t>
+      </w:r>
+      <w:r>
+        <w:t>?</w:t>
       </w:r>
       <w:r>
         <w:t>__________________________________</w:t>
@@ -1371,7 +1395,10 @@
         <w:t>e</w:t>
       </w:r>
       <w:r>
-        <w:t xml:space="preserve"> pool.</w:t>
+        <w:t xml:space="preserve"> pool</w:t>
+      </w:r>
+      <w:r>
+        <w:t>?</w:t>
       </w:r>
       <w:r>
         <w:t>__________________________________</w:t>
@@ -1393,7 +1420,10 @@
         <w:t>→ ____</w:t>
       </w:r>
       <w:r>
-        <w:t>Will they leave tomorrow morning.</w:t>
+        <w:t>Will they leave tomorrow morning</w:t>
+      </w:r>
+      <w:r>
+        <w:t>?</w:t>
       </w:r>
       <w:r>
         <w:t>___________________________________</w:t>
@@ -1415,7 +1445,16 @@
         <w:t>→ __</w:t>
       </w:r>
       <w:r>
-        <w:t>Are your parents going ot visit Da Lat.</w:t>
+        <w:t xml:space="preserve">Are your parents going </w:t>
+      </w:r>
+      <w:r>
+        <w:t xml:space="preserve">to </w:t>
+      </w:r>
+      <w:r>
+        <w:t>visit Da Lat</w:t>
+      </w:r>
+      <w:r>
+        <w:t>?</w:t>
       </w:r>
       <w:r>
         <w:t>_____________________________________</w:t>
@@ -1437,7 +1476,16 @@
         <w:t>→ ____</w:t>
       </w:r>
       <w:r>
-        <w:t>Did she took many beautiful pictures.</w:t>
+        <w:t>Did she</w:t>
+      </w:r>
+      <w:r>
+        <w:t xml:space="preserve"> take</w:t>
+      </w:r>
+      <w:r>
+        <w:t xml:space="preserve"> many beautiful pictures</w:t>
+      </w:r>
+      <w:r>
+        <w:t>?</w:t>
       </w:r>
       <w:r>
         <w:t>___________________________________</w:t>
@@ -2163,10 +2211,7 @@
     </w:p>
     <w:p>
       <w:r>
-        <w:t>They visited a famous market</w:t>
-      </w:r>
-      <w:r>
-        <w:t>.</w:t>
+        <w:t>They visited a famous market.</w:t>
       </w:r>
     </w:p>
     <w:p>
@@ -2286,7 +2331,7 @@
       <w:r>
         <w:lastRenderedPageBreak/>
         <w:pict w14:anchorId="1C11B700">
-          <v:rect id="_x0000_i1052" style="width:0;height:1.5pt" o:hralign="center" o:hrstd="t" o:hr="t" fillcolor="#a0a0a0" stroked="f"/>
+          <v:rect id="_x0000_i1042" style="width:0;height:1.5pt" o:hralign="center" o:hrstd="t" o:hr="t" fillcolor="#a0a0a0" stroked="f"/>
         </w:pict>
       </w:r>
     </w:p>
@@ -2473,7 +2518,7 @@
     <w:p>
       <w:r>
         <w:pict w14:anchorId="080EF448">
-          <v:rect id="_x0000_i1063" style="width:0;height:1.5pt" o:hralign="center" o:hrstd="t" o:hr="t" fillcolor="#a0a0a0" stroked="f"/>
+          <v:rect id="_x0000_i1043" style="width:0;height:1.5pt" o:hralign="center" o:hrstd="t" o:hr="t" fillcolor="#a0a0a0" stroked="f"/>
         </w:pict>
       </w:r>
     </w:p>
@@ -2876,7 +2921,7 @@
     <w:p>
       <w:r>
         <w:pict w14:anchorId="3791DCFB">
-          <v:rect id="_x0000_i1065" style="width:0;height:1.5pt" o:hralign="center" o:hrstd="t" o:hr="t" fillcolor="#a0a0a0" stroked="f"/>
+          <v:rect id="_x0000_i1044" style="width:0;height:1.5pt" o:hralign="center" o:hrstd="t" o:hr="t" fillcolor="#a0a0a0" stroked="f"/>
         </w:pict>
       </w:r>
     </w:p>
@@ -3035,7 +3080,7 @@
     <w:p>
       <w:r>
         <w:pict w14:anchorId="71D7493F">
-          <v:rect id="_x0000_i1066" style="width:0;height:1.5pt" o:hralign="center" o:hrstd="t" o:hr="t" fillcolor="#a0a0a0" stroked="f"/>
+          <v:rect id="_x0000_i1045" style="width:0;height:1.5pt" o:hralign="center" o:hrstd="t" o:hr="t" fillcolor="#a0a0a0" stroked="f"/>
         </w:pict>
       </w:r>
     </w:p>
@@ -3168,7 +3213,7 @@
       <w:r>
         <w:lastRenderedPageBreak/>
         <w:pict w14:anchorId="6B21DB56">
-          <v:rect id="_x0000_i1067" style="width:0;height:1.5pt" o:hralign="center" o:hrstd="t" o:hr="t" fillcolor="#a0a0a0" stroked="f"/>
+          <v:rect id="_x0000_i1046" style="width:0;height:1.5pt" o:hralign="center" o:hrstd="t" o:hr="t" fillcolor="#a0a0a0" stroked="f"/>
         </w:pict>
       </w:r>
     </w:p>
@@ -3400,7 +3445,7 @@
     <w:p>
       <w:r>
         <w:pict w14:anchorId="0EE0422F">
-          <v:rect id="_x0000_i1068" style="width:0;height:1.5pt" o:hralign="center" o:hrstd="t" o:hr="t" fillcolor="#a0a0a0" stroked="f"/>
+          <v:rect id="_x0000_i1047" style="width:0;height:1.5pt" o:hralign="center" o:hrstd="t" o:hr="t" fillcolor="#a0a0a0" stroked="f"/>
         </w:pict>
       </w:r>
     </w:p>
@@ -3572,7 +3617,7 @@
     <w:p>
       <w:r>
         <w:pict w14:anchorId="4C57B82D">
-          <v:rect id="_x0000_i1069" style="width:0;height:1.5pt" o:hralign="center" o:hrstd="t" o:hr="t" fillcolor="#a0a0a0" stroked="f"/>
+          <v:rect id="_x0000_i1048" style="width:0;height:1.5pt" o:hralign="center" o:hrstd="t" o:hr="t" fillcolor="#a0a0a0" stroked="f"/>
         </w:pict>
       </w:r>
     </w:p>
@@ -3805,7 +3850,7 @@
     <w:p>
       <w:r>
         <w:pict w14:anchorId="5C416B8A">
-          <v:rect id="_x0000_i1070" style="width:0;height:1.5pt" o:hralign="center" o:hrstd="t" o:hr="t" fillcolor="#a0a0a0" stroked="f"/>
+          <v:rect id="_x0000_i1049" style="width:0;height:1.5pt" o:hralign="center" o:hrstd="t" o:hr="t" fillcolor="#a0a0a0" stroked="f"/>
         </w:pict>
       </w:r>
     </w:p>
@@ -3937,7 +3982,7 @@
     <w:p>
       <w:r>
         <w:pict w14:anchorId="6637B60C">
-          <v:rect id="_x0000_i1071" style="width:0;height:1.5pt" o:hralign="center" o:hrstd="t" o:hr="t" fillcolor="#a0a0a0" stroked="f"/>
+          <v:rect id="_x0000_i1050" style="width:0;height:1.5pt" o:hralign="center" o:hrstd="t" o:hr="t" fillcolor="#a0a0a0" stroked="f"/>
         </w:pict>
       </w:r>
     </w:p>
@@ -4082,7 +4127,7 @@
     <w:p>
       <w:r>
         <w:pict w14:anchorId="024FE313">
-          <v:rect id="_x0000_i1072" style="width:0;height:1.5pt" o:hralign="center" o:hrstd="t" o:hr="t" fillcolor="#a0a0a0" stroked="f"/>
+          <v:rect id="_x0000_i1051" style="width:0;height:1.5pt" o:hralign="center" o:hrstd="t" o:hr="t" fillcolor="#a0a0a0" stroked="f"/>
         </w:pict>
       </w:r>
     </w:p>
@@ -4214,7 +4259,7 @@
     <w:p>
       <w:r>
         <w:pict w14:anchorId="4DC6F4EB">
-          <v:rect id="_x0000_i1073" style="width:0;height:1.5pt" o:hralign="center" o:hrstd="t" o:hr="t" fillcolor="#a0a0a0" stroked="f"/>
+          <v:rect id="_x0000_i1052" style="width:0;height:1.5pt" o:hralign="center" o:hrstd="t" o:hr="t" fillcolor="#a0a0a0" stroked="f"/>
         </w:pict>
       </w:r>
     </w:p>
@@ -14563,6 +14608,7 @@
   <w:style w:type="character" w:default="1" w:styleId="DefaultParagraphFont">
     <w:name w:val="Default Paragraph Font"/>
     <w:uiPriority w:val="1"/>
+    <w:semiHidden/>
     <w:unhideWhenUsed/>
   </w:style>
   <w:style w:type="table" w:default="1" w:styleId="TableNormal">
